--- a/Test_Plan_File_Compression_Tool_Team14.docx
+++ b/Test_Plan_File_Compression_Tool_Team14.docx
@@ -50,7 +50,7 @@
           <w:lang w:val="en-US"/>
         </w:rPr>
         <w:br/>
-        <w:t>Authors: Chandrakanth V G, Debaditya Chakrabarti, Divisha Gupta, Greeshma N</w:t>
+        <w:t>Authors: Debaditya Chakrabarti, Divisha Gupta, Greeshma N, Chandrakant V G</w:t>
       </w:r>
       <w:r>
         <w:rPr>
@@ -799,7 +799,7 @@
               <w:rPr>
                 <w:sz w:val="16"/>
               </w:rPr>
-              <w:t>Chandrakanth V G</w:t>
+              <w:t>Chandrakant V G</w:t>
             </w:r>
           </w:p>
         </w:tc>
@@ -2718,10 +2718,7 @@
           </w:tcPr>
           <w:p>
             <w:r>
-              <w:rPr>
-                <w:sz w:val="16"/>
-              </w:rPr>
-              <w:t>QA Lead</w:t>
+              <w:t>QA / Test Lead</w:t>
             </w:r>
           </w:p>
         </w:tc>
@@ -2732,10 +2729,7 @@
           </w:tcPr>
           <w:p>
             <w:r>
-              <w:rPr>
-                <w:sz w:val="16"/>
-              </w:rPr>
-              <w:t>Chandrakanth V G</w:t>
+              <w:t>Chandrakant V G</w:t>
             </w:r>
           </w:p>
         </w:tc>
@@ -2746,9 +2740,6 @@
           </w:tcPr>
           <w:p>
             <w:r>
-              <w:rPr>
-                <w:sz w:val="16"/>
-              </w:rPr>
               <w:t>Pending / 02-10-2026</w:t>
             </w:r>
           </w:p>
@@ -2762,22 +2753,7 @@
           </w:tcPr>
           <w:p>
             <w:r>
-              <w:rPr>
-                <w:sz w:val="16"/>
-              </w:rPr>
-              <w:t>Dev</w:t>
-            </w:r>
-            <w:r>
-              <w:rPr>
-                <w:sz w:val="16"/>
-              </w:rPr>
-              <w:t>/Algorithm</w:t>
-            </w:r>
-            <w:r>
-              <w:rPr>
-                <w:sz w:val="16"/>
-              </w:rPr>
-              <w:t xml:space="preserve"> Lead</w:t>
+              <w:t>Test Engineer</w:t>
             </w:r>
           </w:p>
         </w:tc>
@@ -2787,16 +2763,8 @@
             <w:vAlign w:val="center"/>
           </w:tcPr>
           <w:p>
-            <w:pPr>
-              <w:rPr>
-                <w:sz w:val="16"/>
-              </w:rPr>
-            </w:pPr>
-            <w:r>
-              <w:rPr>
-                <w:sz w:val="16"/>
-              </w:rPr>
-              <w:t>Divisha Gupta</w:t>
+            <w:r>
+              <w:t>Debaditya Chakrabarti</w:t>
             </w:r>
           </w:p>
         </w:tc>
@@ -2807,9 +2775,6 @@
           </w:tcPr>
           <w:p>
             <w:r>
-              <w:rPr>
-                <w:sz w:val="16"/>
-              </w:rPr>
               <w:t>Pending / 02-10-2026</w:t>
             </w:r>
           </w:p>
@@ -2823,10 +2788,7 @@
           </w:tcPr>
           <w:p>
             <w:r>
-              <w:rPr>
-                <w:sz w:val="16"/>
-              </w:rPr>
-              <w:t>Product Owner</w:t>
+              <w:t>Developer / Algorithm Lead</w:t>
             </w:r>
           </w:p>
         </w:tc>
@@ -2837,24 +2799,50 @@
           </w:tcPr>
           <w:p>
             <w:r>
-              <w:rPr>
-                <w:sz w:val="16"/>
-              </w:rPr>
+              <w:t>Divisha Gupta</w:t>
+            </w:r>
+          </w:p>
+        </w:tc>
+        <w:tc>
+          <w:tcPr>
+            <w:tcW w:w="2880" w:type="dxa"/>
+            <w:vAlign w:val="center"/>
+          </w:tcPr>
+          <w:p>
+            <w:r>
+              <w:t>Pending / 02-10-2026</w:t>
+            </w:r>
+          </w:p>
+        </w:tc>
+      </w:tr>
+      <w:tr>
+        <w:tc>
+          <w:tcPr>
+            <w:tcW w:type="dxa" w:w="2880"/>
+          </w:tcPr>
+          <w:p>
+            <w:r>
+              <w:t>Architecture / Integration Lead</w:t>
+            </w:r>
+          </w:p>
+        </w:tc>
+        <w:tc>
+          <w:tcPr>
+            <w:tcW w:type="dxa" w:w="2880"/>
+          </w:tcPr>
+          <w:p>
+            <w:r>
               <w:t>Greeshma N</w:t>
             </w:r>
           </w:p>
         </w:tc>
         <w:tc>
           <w:tcPr>
-            <w:tcW w:w="2880" w:type="dxa"/>
-            <w:vAlign w:val="center"/>
-          </w:tcPr>
-          <w:p>
-            <w:r>
-              <w:rPr>
-                <w:sz w:val="16"/>
-              </w:rPr>
-              <w:t>Pending</w:t>
+            <w:tcW w:type="dxa" w:w="2880"/>
+          </w:tcPr>
+          <w:p>
+            <w:r>
+              <w:t>Pending / 02-10-2026</w:t>
             </w:r>
           </w:p>
         </w:tc>
@@ -2874,8 +2862,6 @@
       </w:pPr>
     </w:p>
     <w:sectPr>
-      <w:headerReference w:type="default" r:id="rId9"/>
-      <w:footerReference w:type="default" r:id="rId10"/>
       <w:pgSz w:w="12240" w:h="15840"/>
       <w:pgMar w:top="1440" w:right="1800" w:bottom="1440" w:left="1800" w:header="720" w:footer="720" w:gutter="0"/>
       <w:pgNumType w:start="1"/>
@@ -2883,68 +2869,6 @@
     </w:sectPr>
   </w:body>
 </w:document>
-</file>
-
-<file path=word/endnotes.xml><?xml version="1.0" encoding="utf-8"?>
-<w:endnotes xmlns:wpc="http://schemas.microsoft.com/office/word/2010/wordprocessingCanvas" xmlns:cx="http://schemas.microsoft.com/office/drawing/2014/chartex" xmlns:cx1="http://schemas.microsoft.com/office/drawing/2015/9/8/chartex" xmlns:cx2="http://schemas.microsoft.com/office/drawing/2015/10/21/chartex" xmlns:cx3="http://schemas.microsoft.com/office/drawing/2016/5/9/chartex" xmlns:cx4="http://schemas.microsoft.com/office/drawing/2016/5/10/chartex" xmlns:cx5="http://schemas.microsoft.com/office/drawing/2016/5/11/chartex" xmlns:cx6="http://schemas.microsoft.com/office/drawing/2016/5/12/chartex" xmlns:cx7="http://schemas.microsoft.com/office/drawing/2016/5/13/chartex" xmlns:cx8="http://schemas.microsoft.com/office/drawing/2016/5/14/chartex" xmlns:mc="http://schemas.openxmlformats.org/markup-compatibility/2006" xmlns:m="http://schemas.openxmlformats.org/officeDocument/2006/math" xmlns:aink="http://schemas.microsoft.com/office/drawing/2016/ink" xmlns:am3d="http://schemas.microsoft.com/office/drawing/2017/model3d" xmlns:oel="http://schemas.microsoft.com/office/2019/extlst" xmlns:r="http://schemas.openxmlformats.org/officeDocument/2006/relationships" xmlns:wp14="http://schemas.microsoft.com/office/word/2010/wordprocessingDrawing" xmlns:wp="http://schemas.openxmlformats.org/drawingml/2006/wordprocessingDrawing" xmlns:wpg="http://schemas.microsoft.com/office/word/2010/wordprocessingGroup" xmlns:wpi="http://schemas.microsoft.com/office/word/2010/wordprocessingInk" xmlns:wps="http://schemas.microsoft.com/office/word/2010/wordprocessingShape" xmlns:o="urn:schemas-microsoft-com:office:office" xmlns:v="urn:schemas-microsoft-com:vml" xmlns:w10="urn:schemas-microsoft-com:office:word" xmlns:w="http://schemas.openxmlformats.org/wordprocessingml/2006/main" xmlns:w14="http://schemas.microsoft.com/office/word/2010/wordml" xmlns:w15="http://schemas.microsoft.com/office/word/2012/wordml" xmlns:w16cex="http://schemas.microsoft.com/office/word/2018/wordml/cex" xmlns:w16cid="http://schemas.microsoft.com/office/word/2016/wordml/cid" xmlns:w16="http://schemas.microsoft.com/office/word/2018/wordml" xmlns:w16sdtdh="http://schemas.microsoft.com/office/word/2020/wordml/sdtdatahash" xmlns:w16sdtfl="http://schemas.microsoft.com/office/word/2024/wordml/sdtformatlock" xmlns:w16se="http://schemas.microsoft.com/office/word/2015/wordml/symex" xmlns:w16du="http://schemas.microsoft.com/office/word/2023/wordml/word16du" xmlns:wne="http://schemas.microsoft.com/office/word/2006/wordml" mc:Ignorable="w14 w15 w16se w16cid w16 w16cex w16sdtdh w16sdtfl w16du wp14">
-  <w:endnote w:type="separator" w:id="-1">
-    <w:p>
-      <w:pPr>
-        <w:spacing w:after="0" w:line="240" w:lineRule="auto"/>
-      </w:pPr>
-      <w:r>
-        <w:separator/>
-      </w:r>
-    </w:p>
-  </w:endnote>
-  <w:endnote w:type="continuationSeparator" w:id="0">
-    <w:p>
-      <w:pPr>
-        <w:spacing w:after="0" w:line="240" w:lineRule="auto"/>
-      </w:pPr>
-      <w:r>
-        <w:continuationSeparator/>
-      </w:r>
-    </w:p>
-  </w:endnote>
-</w:endnotes>
-</file>
-
-<file path=word/footer1.xml><?xml version="1.0" encoding="utf-8"?>
-<w:ftr xmlns:wpc="http://schemas.microsoft.com/office/word/2010/wordprocessingCanvas" xmlns:cx="http://schemas.microsoft.com/office/drawing/2014/chartex" xmlns:cx1="http://schemas.microsoft.com/office/drawing/2015/9/8/chartex" xmlns:cx2="http://schemas.microsoft.com/office/drawing/2015/10/21/chartex" xmlns:cx3="http://schemas.microsoft.com/office/drawing/2016/5/9/chartex" xmlns:cx4="http://schemas.microsoft.com/office/drawing/2016/5/10/chartex" xmlns:cx5="http://schemas.microsoft.com/office/drawing/2016/5/11/chartex" xmlns:cx6="http://schemas.microsoft.com/office/drawing/2016/5/12/chartex" xmlns:cx7="http://schemas.microsoft.com/office/drawing/2016/5/13/chartex" xmlns:cx8="http://schemas.microsoft.com/office/drawing/2016/5/14/chartex" xmlns:mc="http://schemas.openxmlformats.org/markup-compatibility/2006" xmlns:m="http://schemas.openxmlformats.org/officeDocument/2006/math" xmlns:aink="http://schemas.microsoft.com/office/drawing/2016/ink" xmlns:am3d="http://schemas.microsoft.com/office/drawing/2017/model3d" xmlns:oel="http://schemas.microsoft.com/office/2019/extlst" xmlns:r="http://schemas.openxmlformats.org/officeDocument/2006/relationships" xmlns:wp14="http://schemas.microsoft.com/office/word/2010/wordprocessingDrawing" xmlns:wp="http://schemas.openxmlformats.org/drawingml/2006/wordprocessingDrawing" xmlns:wpg="http://schemas.microsoft.com/office/word/2010/wordprocessingGroup" xmlns:wpi="http://schemas.microsoft.com/office/word/2010/wordprocessingInk" xmlns:wps="http://schemas.microsoft.com/office/word/2010/wordprocessingShape" xmlns:o="urn:schemas-microsoft-com:office:office" xmlns:v="urn:schemas-microsoft-com:vml" xmlns:w10="urn:schemas-microsoft-com:office:word" xmlns:w="http://schemas.openxmlformats.org/wordprocessingml/2006/main" xmlns:w14="http://schemas.microsoft.com/office/word/2010/wordml" xmlns:w15="http://schemas.microsoft.com/office/word/2012/wordml" xmlns:w16cex="http://schemas.microsoft.com/office/word/2018/wordml/cex" xmlns:w16cid="http://schemas.microsoft.com/office/word/2016/wordml/cid" xmlns:w16="http://schemas.microsoft.com/office/word/2018/wordml" xmlns:w16sdtdh="http://schemas.microsoft.com/office/word/2020/wordml/sdtdatahash" xmlns:w16sdtfl="http://schemas.microsoft.com/office/word/2024/wordml/sdtformatlock" xmlns:w16se="http://schemas.microsoft.com/office/word/2015/wordml/symex" xmlns:w16du="http://schemas.microsoft.com/office/word/2023/wordml/word16du" xmlns:wne="http://schemas.microsoft.com/office/word/2006/wordml" mc:Ignorable="w14 w15 w16se w16cid w16 w16cex w16sdtdh w16sdtfl w16du wp14">
-  <w:p/>
-</w:ftr>
-</file>
-
-<file path=word/footnotes.xml><?xml version="1.0" encoding="utf-8"?>
-<w:footnotes xmlns:wpc="http://schemas.microsoft.com/office/word/2010/wordprocessingCanvas" xmlns:cx="http://schemas.microsoft.com/office/drawing/2014/chartex" xmlns:cx1="http://schemas.microsoft.com/office/drawing/2015/9/8/chartex" xmlns:cx2="http://schemas.microsoft.com/office/drawing/2015/10/21/chartex" xmlns:cx3="http://schemas.microsoft.com/office/drawing/2016/5/9/chartex" xmlns:cx4="http://schemas.microsoft.com/office/drawing/2016/5/10/chartex" xmlns:cx5="http://schemas.microsoft.com/office/drawing/2016/5/11/chartex" xmlns:cx6="http://schemas.microsoft.com/office/drawing/2016/5/12/chartex" xmlns:cx7="http://schemas.microsoft.com/office/drawing/2016/5/13/chartex" xmlns:cx8="http://schemas.microsoft.com/office/drawing/2016/5/14/chartex" xmlns:mc="http://schemas.openxmlformats.org/markup-compatibility/2006" xmlns:m="http://schemas.openxmlformats.org/officeDocument/2006/math" xmlns:aink="http://schemas.microsoft.com/office/drawing/2016/ink" xmlns:am3d="http://schemas.microsoft.com/office/drawing/2017/model3d" xmlns:oel="http://schemas.microsoft.com/office/2019/extlst" xmlns:r="http://schemas.openxmlformats.org/officeDocument/2006/relationships" xmlns:wp14="http://schemas.microsoft.com/office/word/2010/wordprocessingDrawing" xmlns:wp="http://schemas.openxmlformats.org/drawingml/2006/wordprocessingDrawing" xmlns:wpg="http://schemas.microsoft.com/office/word/2010/wordprocessingGroup" xmlns:wpi="http://schemas.microsoft.com/office/word/2010/wordprocessingInk" xmlns:wps="http://schemas.microsoft.com/office/word/2010/wordprocessingShape" xmlns:o="urn:schemas-microsoft-com:office:office" xmlns:v="urn:schemas-microsoft-com:vml" xmlns:w10="urn:schemas-microsoft-com:office:word" xmlns:w="http://schemas.openxmlformats.org/wordprocessingml/2006/main" xmlns:w14="http://schemas.microsoft.com/office/word/2010/wordml" xmlns:w15="http://schemas.microsoft.com/office/word/2012/wordml" xmlns:w16cex="http://schemas.microsoft.com/office/word/2018/wordml/cex" xmlns:w16cid="http://schemas.microsoft.com/office/word/2016/wordml/cid" xmlns:w16="http://schemas.microsoft.com/office/word/2018/wordml" xmlns:w16sdtdh="http://schemas.microsoft.com/office/word/2020/wordml/sdtdatahash" xmlns:w16sdtfl="http://schemas.microsoft.com/office/word/2024/wordml/sdtformatlock" xmlns:w16se="http://schemas.microsoft.com/office/word/2015/wordml/symex" xmlns:w16du="http://schemas.microsoft.com/office/word/2023/wordml/word16du" xmlns:wne="http://schemas.microsoft.com/office/word/2006/wordml" mc:Ignorable="w14 w15 w16se w16cid w16 w16cex w16sdtdh w16sdtfl w16du wp14">
-  <w:footnote w:type="separator" w:id="-1">
-    <w:p>
-      <w:pPr>
-        <w:spacing w:after="0" w:line="240" w:lineRule="auto"/>
-      </w:pPr>
-      <w:r>
-        <w:separator/>
-      </w:r>
-    </w:p>
-  </w:footnote>
-  <w:footnote w:type="continuationSeparator" w:id="0">
-    <w:p>
-      <w:pPr>
-        <w:spacing w:after="0" w:line="240" w:lineRule="auto"/>
-      </w:pPr>
-      <w:r>
-        <w:continuationSeparator/>
-      </w:r>
-    </w:p>
-  </w:footnote>
-</w:footnotes>
-</file>
-
-<file path=word/header1.xml><?xml version="1.0" encoding="utf-8"?>
-<w:hdr xmlns:wpc="http://schemas.microsoft.com/office/word/2010/wordprocessingCanvas" xmlns:cx="http://schemas.microsoft.com/office/drawing/2014/chartex" xmlns:cx1="http://schemas.microsoft.com/office/drawing/2015/9/8/chartex" xmlns:cx2="http://schemas.microsoft.com/office/drawing/2015/10/21/chartex" xmlns:cx3="http://schemas.microsoft.com/office/drawing/2016/5/9/chartex" xmlns:cx4="http://schemas.microsoft.com/office/drawing/2016/5/10/chartex" xmlns:cx5="http://schemas.microsoft.com/office/drawing/2016/5/11/chartex" xmlns:cx6="http://schemas.microsoft.com/office/drawing/2016/5/12/chartex" xmlns:cx7="http://schemas.microsoft.com/office/drawing/2016/5/13/chartex" xmlns:cx8="http://schemas.microsoft.com/office/drawing/2016/5/14/chartex" xmlns:mc="http://schemas.openxmlformats.org/markup-compatibility/2006" xmlns:m="http://schemas.openxmlformats.org/officeDocument/2006/math" xmlns:aink="http://schemas.microsoft.com/office/drawing/2016/ink" xmlns:am3d="http://schemas.microsoft.com/office/drawing/2017/model3d" xmlns:oel="http://schemas.microsoft.com/office/2019/extlst" xmlns:r="http://schemas.openxmlformats.org/officeDocument/2006/relationships" xmlns:wp14="http://schemas.microsoft.com/office/word/2010/wordprocessingDrawing" xmlns:wp="http://schemas.openxmlformats.org/drawingml/2006/wordprocessingDrawing" xmlns:wpg="http://schemas.microsoft.com/office/word/2010/wordprocessingGroup" xmlns:wpi="http://schemas.microsoft.com/office/word/2010/wordprocessingInk" xmlns:wps="http://schemas.microsoft.com/office/word/2010/wordprocessingShape" xmlns:o="urn:schemas-microsoft-com:office:office" xmlns:v="urn:schemas-microsoft-com:vml" xmlns:w10="urn:schemas-microsoft-com:office:word" xmlns:w="http://schemas.openxmlformats.org/wordprocessingml/2006/main" xmlns:w14="http://schemas.microsoft.com/office/word/2010/wordml" xmlns:w15="http://schemas.microsoft.com/office/word/2012/wordml" xmlns:w16cex="http://schemas.microsoft.com/office/word/2018/wordml/cex" xmlns:w16cid="http://schemas.microsoft.com/office/word/2016/wordml/cid" xmlns:w16="http://schemas.microsoft.com/office/word/2018/wordml" xmlns:w16sdtdh="http://schemas.microsoft.com/office/word/2020/wordml/sdtdatahash" xmlns:w16sdtfl="http://schemas.microsoft.com/office/word/2024/wordml/sdtformatlock" xmlns:w16se="http://schemas.microsoft.com/office/word/2015/wordml/symex" xmlns:w16du="http://schemas.microsoft.com/office/word/2023/wordml/word16du" xmlns:wne="http://schemas.microsoft.com/office/word/2006/wordml" mc:Ignorable="w14 w15 w16se w16cid w16 w16cex w16sdtdh w16sdtfl w16du wp14">
-  <w:p/>
-</w:hdr>
 </file>
 
 <file path=word/styles.xml><?xml version="1.0" encoding="utf-8"?>
@@ -3884,6 +3808,21 @@
 </file>
 
 <file path=customXml/item1.xml><?xml version="1.0" encoding="utf-8"?>
+<?mso-contentType ?>
+<FormTemplates xmlns="http://schemas.microsoft.com/sharepoint/v3/contenttype/forms">
+  <Display>DocumentLibraryForm</Display>
+  <Edit>DocumentLibraryForm</Edit>
+  <New>DocumentLibraryForm</New>
+</FormTemplates>
+</file>
+
+<file path=customXml/item2.xml><?xml version="1.0" encoding="utf-8"?>
+<p:properties xmlns:p="http://schemas.microsoft.com/office/2006/metadata/properties" xmlns:xsi="http://www.w3.org/2001/XMLSchema-instance" xmlns:pc="http://schemas.microsoft.com/office/infopath/2007/PartnerControls">
+  <documentManagement/>
+</p:properties>
+</file>
+
+<file path=customXml/item3.xml><?xml version="1.0" encoding="utf-8"?>
 <ct:contentTypeSchema xmlns:ct="http://schemas.microsoft.com/office/2006/metadata/contentType" xmlns:ma="http://schemas.microsoft.com/office/2006/metadata/properties/metaAttributes" ct:_="" ma:_="" ma:contentTypeName="Document" ma:contentTypeID="0x010100BFE14127171A624CB64D6FD45CF1553E" ma:contentTypeVersion="3" ma:contentTypeDescription="Create a new document." ma:contentTypeScope="" ma:versionID="70db5be04e18bd88187b116bf1f8cd5d">
   <xsd:schema xmlns:xsd="http://www.w3.org/2001/XMLSchema" xmlns:xs="http://www.w3.org/2001/XMLSchema" xmlns:p="http://schemas.microsoft.com/office/2006/metadata/properties" xmlns:ns2="603bae63-f7a0-4eb1-877c-666e9c60f78d" targetNamespace="http://schemas.microsoft.com/office/2006/metadata/properties" ma:root="true" ma:fieldsID="afe6f3614d89f9987eff90e5ef962278" ns2:_="">
     <xsd:import namespace="603bae63-f7a0-4eb1-877c-666e9c60f78d"/>
@@ -4021,22 +3960,24 @@
 </ct:contentTypeSchema>
 </file>
 
-<file path=customXml/item2.xml><?xml version="1.0" encoding="utf-8"?>
-<p:properties xmlns:p="http://schemas.microsoft.com/office/2006/metadata/properties" xmlns:xsi="http://www.w3.org/2001/XMLSchema-instance" xmlns:pc="http://schemas.microsoft.com/office/infopath/2007/PartnerControls">
-  <documentManagement/>
-</p:properties>
+<file path=customXml/itemProps1.xml><?xml version="1.0" encoding="utf-8"?>
+<ds:datastoreItem xmlns:ds="http://schemas.openxmlformats.org/officeDocument/2006/customXml" ds:itemID="{E88DB2DD-D36C-4B9C-9DFA-8D61386B17C2}">
+  <ds:schemaRefs>
+    <ds:schemaRef ds:uri="http://schemas.microsoft.com/sharepoint/v3/contenttype/forms"/>
+  </ds:schemaRefs>
+</ds:datastoreItem>
 </file>
 
-<file path=customXml/item3.xml><?xml version="1.0" encoding="utf-8"?>
-<?mso-contentType ?>
-<FormTemplates xmlns="http://schemas.microsoft.com/sharepoint/v3/contenttype/forms">
-  <Display>DocumentLibraryForm</Display>
-  <Edit>DocumentLibraryForm</Edit>
-  <New>DocumentLibraryForm</New>
-</FormTemplates>
+<file path=customXml/itemProps2.xml><?xml version="1.0" encoding="utf-8"?>
+<ds:datastoreItem xmlns:ds="http://schemas.openxmlformats.org/officeDocument/2006/customXml" ds:itemID="{9BB8582A-D6DC-4C57-A3B0-4A34105F2EE0}">
+  <ds:schemaRefs>
+    <ds:schemaRef ds:uri="http://schemas.microsoft.com/office/2006/metadata/properties"/>
+    <ds:schemaRef ds:uri="http://schemas.microsoft.com/office/infopath/2007/PartnerControls"/>
+  </ds:schemaRefs>
+</ds:datastoreItem>
 </file>
 
-<file path=customXml/itemProps1.xml><?xml version="1.0" encoding="utf-8"?>
+<file path=customXml/itemProps3.xml><?xml version="1.0" encoding="utf-8"?>
 <ds:datastoreItem xmlns:ds="http://schemas.openxmlformats.org/officeDocument/2006/customXml" ds:itemID="{C7EC2033-1F9D-4D6D-B194-AA8D8BB2E5EC}">
   <ds:schemaRefs>
     <ds:schemaRef ds:uri="http://schemas.microsoft.com/office/2006/metadata/contentType"/>
@@ -4052,21 +3993,4 @@
     <ds:schemaRef ds:uri="http://schemas.microsoft.com/internal/obd"/>
   </ds:schemaRefs>
 </ds:datastoreItem>
-</file>
-
-<file path=customXml/itemProps2.xml><?xml version="1.0" encoding="utf-8"?>
-<ds:datastoreItem xmlns:ds="http://schemas.openxmlformats.org/officeDocument/2006/customXml" ds:itemID="{9BB8582A-D6DC-4C57-A3B0-4A34105F2EE0}">
-  <ds:schemaRefs>
-    <ds:schemaRef ds:uri="http://schemas.microsoft.com/office/2006/metadata/properties"/>
-    <ds:schemaRef ds:uri="http://schemas.microsoft.com/office/infopath/2007/PartnerControls"/>
-  </ds:schemaRefs>
-</ds:datastoreItem>
-</file>
-
-<file path=customXml/itemProps3.xml><?xml version="1.0" encoding="utf-8"?>
-<ds:datastoreItem xmlns:ds="http://schemas.openxmlformats.org/officeDocument/2006/customXml" ds:itemID="{E88DB2DD-D36C-4B9C-9DFA-8D61386B17C2}">
-  <ds:schemaRefs>
-    <ds:schemaRef ds:uri="http://schemas.microsoft.com/sharepoint/v3/contenttype/forms"/>
-  </ds:schemaRefs>
-</ds:datastoreItem>
 </file>